--- a/manuscript/COMIRB_Protocol_PE_OBGYN_2026-07-05.docx
+++ b/manuscript/COMIRB_Protocol_PE_OBGYN_2026-07-05.docx
@@ -218,7 +218,7 @@
     </w:p>
     <w:p>
       <w:r>
-        <w:t>Descriptive statistics will summarize appointment availability rates and wait times by group. Obtainment rates will be compared using two-sample proportion Z-tests. Wait times will be analyzed using a Negative Binomial Generalized Linear Mixed Model to account for the nested structure of the data. Fixed effects will include clinic ownership type, insurance type, and their interaction, while random effects will consist of a matched-pair intercept and an individual clinician intercept. All statistical analyses will be conducted in R using the lme4 and glmmTMB packages.</w:t>
+        <w:t>Descriptive statistics will summarize appointment availability rates and wait times by group. Obtainment rates will be compared using two-sample proportion Z-tests. Wait times will be analyzed using a Negative Binomial Generalized Linear Mixed Model to account for the nested structure of the data. Fixed effects will include clinic ownership type, insurance type, their interaction, and the Centers for Disease Control and Prevention Social Vulnerability Index overall percentile score at the ZIP code level to adjust for neighborhood socioeconomic status and local clinician density, while random effects will consist of a matched-pair intercept and an individual clinician intercept. All statistical analyses will be conducted in R using the lme4 and glmmTMB packages.</w:t>
       </w:r>
     </w:p>
     <w:p>

--- a/manuscript/COMIRB_Protocol_PE_OBGYN_2026-07-05.docx
+++ b/manuscript/COMIRB_Protocol_PE_OBGYN_2026-07-05.docx
@@ -218,7 +218,7 @@
     </w:p>
     <w:p>
       <w:r>
-        <w:t>Descriptive statistics will summarize appointment availability rates and wait times by group. Obtainment rates will be compared using two-sample proportion Z-tests. Wait times will be analyzed using a Negative Binomial Generalized Linear Mixed Model to account for the nested structure of the data. Fixed effects will include clinic ownership type, insurance type, their interaction, and the Centers for Disease Control and Prevention Social Vulnerability Index overall percentile score at the ZIP code level to adjust for neighborhood socioeconomic status and local clinician density, while random effects will consist of a matched-pair intercept and an individual clinician intercept. All statistical analyses will be conducted in R using the lme4 and glmmTMB packages.</w:t>
+        <w:t>Descriptive statistics will summarize appointment availability rates and wait times by group. Obtainment rates will be compared using two-sample proportion Z-tests. Wait times will be analyzed using a Negative Binomial Generalized Linear Mixed Model to account for the nested structure of the data. Fixed effects will include clinic ownership type, insurance type, their interaction, the Centers for Disease Control and Prevention Social Vulnerability Index overall percentile score to control for neighborhood socioeconomic status, the state-level Kaiser Family Foundation Medicaid-to-Medicare fee index ratio to control for regional reimbursement generosity, and the local private equity clinic concentration within a 15-mile radius to adjust for market consolidation, while random effects will consist of a matched-pair intercept and an individual clinician intercept. All statistical analyses will be conducted in R using the lme4 and glmmTMB packages.</w:t>
       </w:r>
     </w:p>
     <w:p>
